--- a/1019/v3/修改稿/10192236_01_智烤管家V3_决赛强化双人舞台稿_含PPT与语气提示.docx
+++ b/1019/v3/修改稿/10192236_01_智烤管家V3_决赛强化双人舞台稿_含PPT与语气提示.docx
@@ -18,6 +18,7 @@
     </w:p>
     <w:p>
       <w:pPr>
+        <w:keepNext/>
         <w:spacing w:before="60" w:after="20"/>
       </w:pPr>
       <w:r>
@@ -31,6 +32,7 @@
     </w:p>
     <w:p>
       <w:pPr>
+        <w:keepNext/>
         <w:spacing w:before="60" w:after="20"/>
       </w:pPr>
       <w:r>
@@ -44,7 +46,7 @@
     </w:p>
     <w:p>
       <w:pPr>
-        <w:spacing w:after="80" w:line="271" w:lineRule="auto"/>
+        <w:spacing w:after="40" w:line="254" w:lineRule="auto"/>
       </w:pPr>
       <w:r>
         <w:rPr>
@@ -64,7 +66,7 @@
     </w:p>
     <w:p>
       <w:pPr>
-        <w:spacing w:after="80" w:line="271" w:lineRule="auto"/>
+        <w:spacing w:after="40" w:line="254" w:lineRule="auto"/>
       </w:pPr>
       <w:r>
         <w:rPr>
@@ -84,7 +86,7 @@
     </w:p>
     <w:p>
       <w:pPr>
-        <w:spacing w:after="80" w:line="271" w:lineRule="auto"/>
+        <w:spacing w:after="40" w:line="254" w:lineRule="auto"/>
       </w:pPr>
       <w:r>
         <w:rPr>
@@ -104,6 +106,7 @@
     </w:p>
     <w:p>
       <w:pPr>
+        <w:keepNext/>
         <w:spacing w:before="60" w:after="20"/>
       </w:pPr>
       <w:r>
@@ -130,6 +133,7 @@
     </w:p>
     <w:p>
       <w:pPr>
+        <w:keepNext/>
         <w:spacing w:before="60" w:after="20"/>
       </w:pPr>
       <w:r>
@@ -143,6 +147,7 @@
     </w:p>
     <w:p>
       <w:pPr>
+        <w:keepNext/>
         <w:spacing w:before="60" w:after="20"/>
       </w:pPr>
       <w:r>
@@ -156,7 +161,7 @@
     </w:p>
     <w:p>
       <w:pPr>
-        <w:spacing w:after="80" w:line="271" w:lineRule="auto"/>
+        <w:spacing w:after="40" w:line="254" w:lineRule="auto"/>
       </w:pPr>
       <w:r>
         <w:rPr>
@@ -176,7 +181,7 @@
     </w:p>
     <w:p>
       <w:pPr>
-        <w:spacing w:after="80" w:line="271" w:lineRule="auto"/>
+        <w:spacing w:after="40" w:line="254" w:lineRule="auto"/>
       </w:pPr>
       <w:r>
         <w:rPr>
@@ -197,7 +202,7 @@
     </w:p>
     <w:p>
       <w:pPr>
-        <w:spacing w:after="80" w:line="271" w:lineRule="auto"/>
+        <w:spacing w:after="40" w:line="254" w:lineRule="auto"/>
       </w:pPr>
       <w:r>
         <w:rPr>
@@ -217,6 +222,7 @@
     </w:p>
     <w:p>
       <w:pPr>
+        <w:keepNext/>
         <w:spacing w:before="60" w:after="20"/>
       </w:pPr>
       <w:r>
@@ -230,6 +236,7 @@
     </w:p>
     <w:p>
       <w:pPr>
+        <w:keepNext/>
         <w:spacing w:before="60" w:after="20"/>
       </w:pPr>
       <w:r>
@@ -243,7 +250,7 @@
     </w:p>
     <w:p>
       <w:pPr>
-        <w:spacing w:after="80" w:line="271" w:lineRule="auto"/>
+        <w:spacing w:after="40" w:line="254" w:lineRule="auto"/>
       </w:pPr>
       <w:r>
         <w:rPr>
@@ -263,7 +270,7 @@
     </w:p>
     <w:p>
       <w:pPr>
-        <w:spacing w:after="80" w:line="271" w:lineRule="auto"/>
+        <w:spacing w:after="40" w:line="254" w:lineRule="auto"/>
       </w:pPr>
       <w:r>
         <w:rPr>
@@ -291,6 +298,7 @@
     </w:p>
     <w:p>
       <w:pPr>
+        <w:keepNext/>
         <w:spacing w:before="60" w:after="20"/>
       </w:pPr>
       <w:r>
@@ -304,6 +312,7 @@
     </w:p>
     <w:p>
       <w:pPr>
+        <w:keepNext/>
         <w:spacing w:before="60" w:after="20"/>
       </w:pPr>
       <w:r>
@@ -317,7 +326,7 @@
     </w:p>
     <w:p>
       <w:pPr>
-        <w:spacing w:after="80" w:line="271" w:lineRule="auto"/>
+        <w:spacing w:after="40" w:line="254" w:lineRule="auto"/>
       </w:pPr>
       <w:r>
         <w:rPr>
@@ -352,7 +361,7 @@
     </w:p>
     <w:p>
       <w:pPr>
-        <w:spacing w:after="80" w:line="271" w:lineRule="auto"/>
+        <w:spacing w:after="40" w:line="254" w:lineRule="auto"/>
       </w:pPr>
       <w:r>
         <w:rPr>
@@ -372,6 +381,7 @@
     </w:p>
     <w:p>
       <w:pPr>
+        <w:keepNext/>
         <w:spacing w:before="60" w:after="20"/>
       </w:pPr>
       <w:r>
@@ -385,7 +395,7 @@
     </w:p>
     <w:p>
       <w:pPr>
-        <w:spacing w:after="80" w:line="271" w:lineRule="auto"/>
+        <w:spacing w:after="40" w:line="254" w:lineRule="auto"/>
       </w:pPr>
       <w:r>
         <w:rPr>
@@ -405,7 +415,7 @@
     </w:p>
     <w:p>
       <w:pPr>
-        <w:spacing w:after="80" w:line="271" w:lineRule="auto"/>
+        <w:spacing w:after="40" w:line="254" w:lineRule="auto"/>
       </w:pPr>
       <w:r>
         <w:rPr>
@@ -425,6 +435,7 @@
     </w:p>
     <w:p>
       <w:pPr>
+        <w:keepNext/>
         <w:spacing w:before="60" w:after="20"/>
       </w:pPr>
       <w:r>
@@ -438,6 +449,7 @@
     </w:p>
     <w:p>
       <w:pPr>
+        <w:keepNext/>
         <w:spacing w:before="60" w:after="20"/>
       </w:pPr>
       <w:r>
@@ -451,7 +463,7 @@
     </w:p>
     <w:p>
       <w:pPr>
-        <w:spacing w:after="80" w:line="271" w:lineRule="auto"/>
+        <w:spacing w:after="40" w:line="254" w:lineRule="auto"/>
       </w:pPr>
       <w:r>
         <w:rPr>
@@ -471,7 +483,7 @@
     </w:p>
     <w:p>
       <w:pPr>
-        <w:spacing w:after="80" w:line="271" w:lineRule="auto"/>
+        <w:spacing w:after="40" w:line="254" w:lineRule="auto"/>
       </w:pPr>
       <w:r>
         <w:rPr>
@@ -491,7 +503,7 @@
     </w:p>
     <w:p>
       <w:pPr>
-        <w:spacing w:after="80" w:line="271" w:lineRule="auto"/>
+        <w:spacing w:after="40" w:line="254" w:lineRule="auto"/>
       </w:pPr>
       <w:r>
         <w:rPr>
@@ -511,7 +523,7 @@
     </w:p>
     <w:p>
       <w:pPr>
-        <w:spacing w:after="80" w:line="271" w:lineRule="auto"/>
+        <w:spacing w:after="40" w:line="254" w:lineRule="auto"/>
       </w:pPr>
       <w:r>
         <w:rPr>
@@ -531,6 +543,7 @@
     </w:p>
     <w:p>
       <w:pPr>
+        <w:keepNext/>
         <w:spacing w:before="60" w:after="20"/>
       </w:pPr>
       <w:r>
@@ -544,6 +557,7 @@
     </w:p>
     <w:p>
       <w:pPr>
+        <w:keepNext/>
         <w:spacing w:before="60" w:after="20"/>
       </w:pPr>
       <w:r>
@@ -557,7 +571,7 @@
     </w:p>
     <w:p>
       <w:pPr>
-        <w:spacing w:after="80" w:line="271" w:lineRule="auto"/>
+        <w:spacing w:after="40" w:line="254" w:lineRule="auto"/>
       </w:pPr>
       <w:r>
         <w:rPr>
@@ -577,7 +591,7 @@
     </w:p>
     <w:p>
       <w:pPr>
-        <w:spacing w:after="80" w:line="271" w:lineRule="auto"/>
+        <w:spacing w:after="40" w:line="254" w:lineRule="auto"/>
       </w:pPr>
       <w:r>
         <w:rPr>
@@ -612,7 +626,7 @@
     </w:p>
     <w:p>
       <w:pPr>
-        <w:spacing w:after="80" w:line="271" w:lineRule="auto"/>
+        <w:spacing w:after="40" w:line="254" w:lineRule="auto"/>
       </w:pPr>
       <w:r>
         <w:rPr>
@@ -632,7 +646,7 @@
     </w:p>
     <w:p>
       <w:pPr>
-        <w:spacing w:after="80" w:line="271" w:lineRule="auto"/>
+        <w:spacing w:after="40" w:line="254" w:lineRule="auto"/>
       </w:pPr>
       <w:r>
         <w:rPr>
@@ -652,6 +666,7 @@
     </w:p>
     <w:p>
       <w:pPr>
+        <w:keepNext/>
         <w:spacing w:before="60" w:after="20"/>
       </w:pPr>
       <w:r>
@@ -665,7 +680,7 @@
     </w:p>
     <w:p>
       <w:pPr>
-        <w:spacing w:after="80" w:line="271" w:lineRule="auto"/>
+        <w:spacing w:after="40" w:line="254" w:lineRule="auto"/>
       </w:pPr>
       <w:r>
         <w:rPr>
@@ -685,7 +700,7 @@
     </w:p>
     <w:p>
       <w:pPr>
-        <w:spacing w:after="80" w:line="271" w:lineRule="auto"/>
+        <w:spacing w:after="40" w:line="254" w:lineRule="auto"/>
       </w:pPr>
       <w:r>
         <w:rPr>
@@ -705,6 +720,7 @@
     </w:p>
     <w:p>
       <w:pPr>
+        <w:keepNext/>
         <w:spacing w:before="60" w:after="20"/>
       </w:pPr>
       <w:r>
@@ -718,6 +734,7 @@
     </w:p>
     <w:p>
       <w:pPr>
+        <w:keepNext/>
         <w:spacing w:before="60" w:after="20"/>
       </w:pPr>
       <w:r>
@@ -731,7 +748,7 @@
     </w:p>
     <w:p>
       <w:pPr>
-        <w:spacing w:after="80" w:line="271" w:lineRule="auto"/>
+        <w:spacing w:after="40" w:line="254" w:lineRule="auto"/>
       </w:pPr>
       <w:r>
         <w:rPr>
@@ -751,7 +768,7 @@
     </w:p>
     <w:p>
       <w:pPr>
-        <w:spacing w:after="80" w:line="271" w:lineRule="auto"/>
+        <w:spacing w:after="40" w:line="254" w:lineRule="auto"/>
       </w:pPr>
       <w:r>
         <w:rPr>
@@ -771,6 +788,7 @@
     </w:p>
     <w:p>
       <w:pPr>
+        <w:keepNext/>
         <w:spacing w:before="60" w:after="20"/>
       </w:pPr>
       <w:r>
@@ -784,7 +802,7 @@
     </w:p>
     <w:p>
       <w:pPr>
-        <w:spacing w:after="80" w:line="271" w:lineRule="auto"/>
+        <w:spacing w:after="40" w:line="254" w:lineRule="auto"/>
       </w:pPr>
       <w:r>
         <w:rPr>
@@ -804,7 +822,7 @@
     </w:p>
     <w:p>
       <w:pPr>
-        <w:spacing w:after="80" w:line="271" w:lineRule="auto"/>
+        <w:spacing w:after="40" w:line="254" w:lineRule="auto"/>
       </w:pPr>
       <w:r>
         <w:rPr>
@@ -824,6 +842,7 @@
     </w:p>
     <w:p>
       <w:pPr>
+        <w:keepNext/>
         <w:spacing w:before="60" w:after="20"/>
       </w:pPr>
       <w:r>
@@ -837,7 +856,7 @@
     </w:p>
     <w:p>
       <w:pPr>
-        <w:spacing w:after="80" w:line="271" w:lineRule="auto"/>
+        <w:spacing w:after="40" w:line="254" w:lineRule="auto"/>
       </w:pPr>
       <w:r>
         <w:rPr>
@@ -857,7 +876,7 @@
     </w:p>
     <w:p>
       <w:pPr>
-        <w:spacing w:after="80" w:line="271" w:lineRule="auto"/>
+        <w:spacing w:after="40" w:line="254" w:lineRule="auto"/>
       </w:pPr>
       <w:r>
         <w:rPr>
@@ -877,6 +896,7 @@
     </w:p>
     <w:p>
       <w:pPr>
+        <w:keepNext/>
         <w:spacing w:before="60" w:after="20"/>
       </w:pPr>
       <w:r>
@@ -890,6 +910,7 @@
     </w:p>
     <w:p>
       <w:pPr>
+        <w:keepNext/>
         <w:spacing w:before="60" w:after="20"/>
       </w:pPr>
       <w:r>
@@ -903,7 +924,7 @@
     </w:p>
     <w:p>
       <w:pPr>
-        <w:spacing w:after="80" w:line="271" w:lineRule="auto"/>
+        <w:spacing w:after="40" w:line="254" w:lineRule="auto"/>
       </w:pPr>
       <w:r>
         <w:rPr>
@@ -923,7 +944,7 @@
     </w:p>
     <w:p>
       <w:pPr>
-        <w:spacing w:after="80" w:line="271" w:lineRule="auto"/>
+        <w:spacing w:after="40" w:line="254" w:lineRule="auto"/>
       </w:pPr>
       <w:r>
         <w:rPr>
@@ -943,7 +964,7 @@
     </w:p>
     <w:p>
       <w:pPr>
-        <w:spacing w:after="80" w:line="271" w:lineRule="auto"/>
+        <w:spacing w:after="40" w:line="254" w:lineRule="auto"/>
       </w:pPr>
       <w:r>
         <w:rPr>
@@ -963,7 +984,7 @@
     </w:p>
     <w:p>
       <w:pPr>
-        <w:spacing w:after="80" w:line="271" w:lineRule="auto"/>
+        <w:spacing w:after="40" w:line="254" w:lineRule="auto"/>
       </w:pPr>
       <w:r>
         <w:rPr>
@@ -983,6 +1004,7 @@
     </w:p>
     <w:p>
       <w:pPr>
+        <w:keepNext/>
         <w:spacing w:before="60" w:after="20"/>
       </w:pPr>
       <w:r>
@@ -996,6 +1018,7 @@
     </w:p>
     <w:p>
       <w:pPr>
+        <w:keepNext/>
         <w:spacing w:before="60" w:after="20"/>
       </w:pPr>
       <w:r>
@@ -1009,7 +1032,7 @@
     </w:p>
     <w:p>
       <w:pPr>
-        <w:spacing w:after="80" w:line="271" w:lineRule="auto"/>
+        <w:spacing w:after="40" w:line="254" w:lineRule="auto"/>
       </w:pPr>
       <w:r>
         <w:rPr>
@@ -1029,7 +1052,7 @@
     </w:p>
     <w:p>
       <w:pPr>
-        <w:spacing w:after="80" w:line="271" w:lineRule="auto"/>
+        <w:spacing w:after="40" w:line="254" w:lineRule="auto"/>
       </w:pPr>
       <w:r>
         <w:rPr>
@@ -1072,6 +1095,7 @@
     </w:p>
     <w:p>
       <w:pPr>
+        <w:keepNext/>
         <w:spacing w:before="60" w:after="20"/>
       </w:pPr>
       <w:r>
@@ -1085,7 +1109,7 @@
     </w:p>
     <w:p>
       <w:pPr>
-        <w:spacing w:after="80" w:line="271" w:lineRule="auto"/>
+        <w:spacing w:after="40" w:line="254" w:lineRule="auto"/>
       </w:pPr>
       <w:r>
         <w:rPr>
@@ -1105,7 +1129,7 @@
     </w:p>
     <w:p>
       <w:pPr>
-        <w:spacing w:after="80" w:line="271" w:lineRule="auto"/>
+        <w:spacing w:after="40" w:line="254" w:lineRule="auto"/>
       </w:pPr>
       <w:r>
         <w:rPr>
@@ -1125,6 +1149,7 @@
     </w:p>
     <w:p>
       <w:pPr>
+        <w:keepNext/>
         <w:spacing w:before="60" w:after="20"/>
       </w:pPr>
       <w:r>
@@ -1138,6 +1163,7 @@
     </w:p>
     <w:p>
       <w:pPr>
+        <w:keepNext/>
         <w:spacing w:before="60" w:after="20"/>
       </w:pPr>
       <w:r>
@@ -1151,7 +1177,7 @@
     </w:p>
     <w:p>
       <w:pPr>
-        <w:spacing w:after="80" w:line="271" w:lineRule="auto"/>
+        <w:spacing w:after="40" w:line="254" w:lineRule="auto"/>
       </w:pPr>
       <w:r>
         <w:rPr>
@@ -1171,7 +1197,7 @@
     </w:p>
     <w:p>
       <w:pPr>
-        <w:spacing w:after="80" w:line="271" w:lineRule="auto"/>
+        <w:spacing w:after="40" w:line="254" w:lineRule="auto"/>
       </w:pPr>
       <w:r>
         <w:rPr>
@@ -1199,7 +1225,7 @@
     </w:p>
     <w:p>
       <w:pPr>
-        <w:spacing w:after="80" w:line="271" w:lineRule="auto"/>
+        <w:spacing w:after="40" w:line="254" w:lineRule="auto"/>
       </w:pPr>
       <w:r>
         <w:rPr>
@@ -1219,7 +1245,7 @@
     </w:p>
     <w:p>
       <w:pPr>
-        <w:spacing w:after="80" w:line="271" w:lineRule="auto"/>
+        <w:spacing w:after="40" w:line="254" w:lineRule="auto"/>
       </w:pPr>
       <w:r>
         <w:rPr>
